--- a/data_out/pop_resid_2025/tbl_pop_distr_2025.docx
+++ b/data_out/pop_resid_2025/tbl_pop_distr_2025.docx
@@ -43,6 +43,7 @@
           </w:tcPr>
           <w:p>
             <w:pPr>
+              <w:pStyle w:val="Normal"/>
               <w:jc w:val="center"/>
               <w:pBdr>
                 <w:bottom w:val="none" w:sz="0" w:space="0" w:color="000000"/>
@@ -57,7 +58,6 @@
                 <w:i w:val="false"/>
                 <w:b w:val="true"/>
                 <w:u w:val="none"/>
-                <w:strike w:val="false"/>
                 <w:sz w:val="28"/>
                 <w:szCs w:val="28"/>
                 <w:color w:val="000000"/>
@@ -69,7 +69,6 @@
                 <w:i w:val="false"/>
                 <w:b w:val="true"/>
                 <w:u w:val="none"/>
-                <w:strike w:val="false"/>
                 <w:sz w:val="28"/>
                 <w:szCs w:val="28"/>
                 <w:color w:val="000000"/>
@@ -104,6 +103,7 @@
           </w:tcPr>
           <w:p>
             <w:pPr>
+              <w:pStyle w:val="Normal"/>
               <w:jc w:val="left"/>
               <w:pBdr>
                 <w:bottom w:val="none" w:sz="0" w:space="0" w:color="000000"/>
@@ -118,7 +118,6 @@
                 <w:i w:val="false"/>
                 <w:b w:val="true"/>
                 <w:u w:val="none"/>
-                <w:strike w:val="false"/>
                 <w:sz w:val="24"/>
                 <w:szCs w:val="24"/>
                 <w:color w:val="000000"/>
@@ -130,7 +129,6 @@
                 <w:i w:val="false"/>
                 <w:b w:val="true"/>
                 <w:u w:val="none"/>
-                <w:strike w:val="false"/>
                 <w:sz w:val="24"/>
                 <w:szCs w:val="24"/>
                 <w:color w:val="000000"/>
@@ -158,6 +156,7 @@
           </w:tcPr>
           <w:p>
             <w:pPr>
+              <w:pStyle w:val="Normal"/>
               <w:jc w:val="left"/>
               <w:pBdr>
                 <w:bottom w:val="none" w:sz="0" w:space="0" w:color="000000"/>
@@ -172,7 +171,6 @@
                 <w:i w:val="false"/>
                 <w:b w:val="true"/>
                 <w:u w:val="none"/>
-                <w:strike w:val="false"/>
                 <w:sz w:val="24"/>
                 <w:szCs w:val="24"/>
                 <w:color w:val="000000"/>
@@ -184,7 +182,6 @@
                 <w:i w:val="false"/>
                 <w:b w:val="true"/>
                 <w:u w:val="none"/>
-                <w:strike w:val="false"/>
                 <w:sz w:val="24"/>
                 <w:szCs w:val="24"/>
                 <w:color w:val="000000"/>
@@ -212,6 +209,7 @@
           </w:tcPr>
           <w:p>
             <w:pPr>
+              <w:pStyle w:val="Normal"/>
               <w:jc w:val="right"/>
               <w:pBdr>
                 <w:bottom w:val="none" w:sz="0" w:space="0" w:color="000000"/>
@@ -226,7 +224,6 @@
                 <w:i w:val="false"/>
                 <w:b w:val="true"/>
                 <w:u w:val="none"/>
-                <w:strike w:val="false"/>
                 <w:sz w:val="24"/>
                 <w:szCs w:val="24"/>
                 <w:color w:val="000000"/>
@@ -238,7 +235,6 @@
                 <w:i w:val="false"/>
                 <w:b w:val="true"/>
                 <w:u w:val="none"/>
-                <w:strike w:val="false"/>
                 <w:sz w:val="24"/>
                 <w:szCs w:val="24"/>
                 <w:color w:val="000000"/>
@@ -272,6 +268,7 @@
           </w:tcPr>
           <w:p>
             <w:pPr>
+              <w:pStyle w:val="Normal"/>
               <w:jc w:val="left"/>
               <w:pBdr>
                 <w:bottom w:val="none" w:sz="0" w:space="0" w:color="000000"/>
@@ -286,7 +283,6 @@
                 <w:i w:val="false"/>
                 <w:b w:val="false"/>
                 <w:u w:val="none"/>
-                <w:strike w:val="false"/>
                 <w:sz w:val="24"/>
                 <w:szCs w:val="24"/>
                 <w:color w:val="000000"/>
@@ -298,7 +294,6 @@
                 <w:i w:val="false"/>
                 <w:b w:val="false"/>
                 <w:u w:val="none"/>
-                <w:strike w:val="false"/>
                 <w:sz w:val="24"/>
                 <w:szCs w:val="24"/>
                 <w:color w:val="000000"/>
@@ -326,6 +321,7 @@
           </w:tcPr>
           <w:p>
             <w:pPr>
+              <w:pStyle w:val="Normal"/>
               <w:jc w:val="left"/>
               <w:pBdr>
                 <w:bottom w:val="none" w:sz="0" w:space="0" w:color="000000"/>
@@ -340,7 +336,6 @@
                 <w:i w:val="false"/>
                 <w:b w:val="false"/>
                 <w:u w:val="none"/>
-                <w:strike w:val="false"/>
                 <w:sz w:val="24"/>
                 <w:szCs w:val="24"/>
                 <w:color w:val="000000"/>
@@ -352,7 +347,6 @@
                 <w:i w:val="false"/>
                 <w:b w:val="false"/>
                 <w:u w:val="none"/>
-                <w:strike w:val="false"/>
                 <w:sz w:val="24"/>
                 <w:szCs w:val="24"/>
                 <w:color w:val="000000"/>
@@ -380,6 +374,7 @@
           </w:tcPr>
           <w:p>
             <w:pPr>
+              <w:pStyle w:val="Normal"/>
               <w:jc w:val="right"/>
               <w:pBdr>
                 <w:bottom w:val="none" w:sz="0" w:space="0" w:color="000000"/>
@@ -394,7 +389,6 @@
                 <w:i w:val="false"/>
                 <w:b w:val="false"/>
                 <w:u w:val="none"/>
-                <w:strike w:val="false"/>
                 <w:sz w:val="24"/>
                 <w:szCs w:val="24"/>
                 <w:color w:val="000000"/>
@@ -406,7 +400,6 @@
                 <w:i w:val="false"/>
                 <w:b w:val="false"/>
                 <w:u w:val="none"/>
-                <w:strike w:val="false"/>
                 <w:sz w:val="24"/>
                 <w:szCs w:val="24"/>
                 <w:color w:val="000000"/>
@@ -440,6 +433,7 @@
           </w:tcPr>
           <w:p>
             <w:pPr>
+              <w:pStyle w:val="Normal"/>
               <w:jc w:val="left"/>
               <w:pBdr>
                 <w:bottom w:val="none" w:sz="0" w:space="0" w:color="000000"/>
@@ -454,7 +448,6 @@
                 <w:i w:val="false"/>
                 <w:b w:val="false"/>
                 <w:u w:val="none"/>
-                <w:strike w:val="false"/>
                 <w:sz w:val="24"/>
                 <w:szCs w:val="24"/>
                 <w:color w:val="000000"/>
@@ -466,7 +459,6 @@
                 <w:i w:val="false"/>
                 <w:b w:val="false"/>
                 <w:u w:val="none"/>
-                <w:strike w:val="false"/>
                 <w:sz w:val="24"/>
                 <w:szCs w:val="24"/>
                 <w:color w:val="000000"/>
@@ -494,6 +486,7 @@
           </w:tcPr>
           <w:p>
             <w:pPr>
+              <w:pStyle w:val="Normal"/>
               <w:jc w:val="left"/>
               <w:pBdr>
                 <w:bottom w:val="none" w:sz="0" w:space="0" w:color="000000"/>
@@ -508,7 +501,6 @@
                 <w:i w:val="false"/>
                 <w:b w:val="false"/>
                 <w:u w:val="none"/>
-                <w:strike w:val="false"/>
                 <w:sz w:val="24"/>
                 <w:szCs w:val="24"/>
                 <w:color w:val="000000"/>
@@ -520,7 +512,6 @@
                 <w:i w:val="false"/>
                 <w:b w:val="false"/>
                 <w:u w:val="none"/>
-                <w:strike w:val="false"/>
                 <w:sz w:val="24"/>
                 <w:szCs w:val="24"/>
                 <w:color w:val="000000"/>
@@ -548,6 +539,7 @@
           </w:tcPr>
           <w:p>
             <w:pPr>
+              <w:pStyle w:val="Normal"/>
               <w:jc w:val="right"/>
               <w:pBdr>
                 <w:bottom w:val="none" w:sz="0" w:space="0" w:color="000000"/>
@@ -562,7 +554,6 @@
                 <w:i w:val="false"/>
                 <w:b w:val="false"/>
                 <w:u w:val="none"/>
-                <w:strike w:val="false"/>
                 <w:sz w:val="24"/>
                 <w:szCs w:val="24"/>
                 <w:color w:val="000000"/>
@@ -574,7 +565,6 @@
                 <w:i w:val="false"/>
                 <w:b w:val="false"/>
                 <w:u w:val="none"/>
-                <w:strike w:val="false"/>
                 <w:sz w:val="24"/>
                 <w:szCs w:val="24"/>
                 <w:color w:val="000000"/>
@@ -608,6 +598,7 @@
           </w:tcPr>
           <w:p>
             <w:pPr>
+              <w:pStyle w:val="Normal"/>
               <w:jc w:val="left"/>
               <w:pBdr>
                 <w:bottom w:val="none" w:sz="0" w:space="0" w:color="000000"/>
@@ -622,7 +613,6 @@
                 <w:i w:val="false"/>
                 <w:b w:val="false"/>
                 <w:u w:val="none"/>
-                <w:strike w:val="false"/>
                 <w:sz w:val="24"/>
                 <w:szCs w:val="24"/>
                 <w:color w:val="000000"/>
@@ -634,7 +624,6 @@
                 <w:i w:val="false"/>
                 <w:b w:val="false"/>
                 <w:u w:val="none"/>
-                <w:strike w:val="false"/>
                 <w:sz w:val="24"/>
                 <w:szCs w:val="24"/>
                 <w:color w:val="000000"/>
@@ -662,6 +651,7 @@
           </w:tcPr>
           <w:p>
             <w:pPr>
+              <w:pStyle w:val="Normal"/>
               <w:jc w:val="left"/>
               <w:pBdr>
                 <w:bottom w:val="none" w:sz="0" w:space="0" w:color="000000"/>
@@ -676,7 +666,6 @@
                 <w:i w:val="false"/>
                 <w:b w:val="false"/>
                 <w:u w:val="none"/>
-                <w:strike w:val="false"/>
                 <w:sz w:val="24"/>
                 <w:szCs w:val="24"/>
                 <w:color w:val="000000"/>
@@ -688,7 +677,6 @@
                 <w:i w:val="false"/>
                 <w:b w:val="false"/>
                 <w:u w:val="none"/>
-                <w:strike w:val="false"/>
                 <w:sz w:val="24"/>
                 <w:szCs w:val="24"/>
                 <w:color w:val="000000"/>
@@ -716,6 +704,7 @@
           </w:tcPr>
           <w:p>
             <w:pPr>
+              <w:pStyle w:val="Normal"/>
               <w:jc w:val="right"/>
               <w:pBdr>
                 <w:bottom w:val="none" w:sz="0" w:space="0" w:color="000000"/>
@@ -730,7 +719,6 @@
                 <w:i w:val="false"/>
                 <w:b w:val="false"/>
                 <w:u w:val="none"/>
-                <w:strike w:val="false"/>
                 <w:sz w:val="24"/>
                 <w:szCs w:val="24"/>
                 <w:color w:val="000000"/>
@@ -742,7 +730,6 @@
                 <w:i w:val="false"/>
                 <w:b w:val="false"/>
                 <w:u w:val="none"/>
-                <w:strike w:val="false"/>
                 <w:sz w:val="24"/>
                 <w:szCs w:val="24"/>
                 <w:color w:val="000000"/>
@@ -776,6 +763,7 @@
           </w:tcPr>
           <w:p>
             <w:pPr>
+              <w:pStyle w:val="Normal"/>
               <w:jc w:val="left"/>
               <w:pBdr>
                 <w:bottom w:val="none" w:sz="0" w:space="0" w:color="000000"/>
@@ -790,7 +778,6 @@
                 <w:i w:val="false"/>
                 <w:b w:val="false"/>
                 <w:u w:val="none"/>
-                <w:strike w:val="false"/>
                 <w:sz w:val="24"/>
                 <w:szCs w:val="24"/>
                 <w:color w:val="000000"/>
@@ -802,7 +789,6 @@
                 <w:i w:val="false"/>
                 <w:b w:val="false"/>
                 <w:u w:val="none"/>
-                <w:strike w:val="false"/>
                 <w:sz w:val="24"/>
                 <w:szCs w:val="24"/>
                 <w:color w:val="000000"/>
@@ -830,6 +816,7 @@
           </w:tcPr>
           <w:p>
             <w:pPr>
+              <w:pStyle w:val="Normal"/>
               <w:jc w:val="left"/>
               <w:pBdr>
                 <w:bottom w:val="none" w:sz="0" w:space="0" w:color="000000"/>
@@ -844,7 +831,6 @@
                 <w:i w:val="false"/>
                 <w:b w:val="false"/>
                 <w:u w:val="none"/>
-                <w:strike w:val="false"/>
                 <w:sz w:val="24"/>
                 <w:szCs w:val="24"/>
                 <w:color w:val="000000"/>
@@ -856,7 +842,6 @@
                 <w:i w:val="false"/>
                 <w:b w:val="false"/>
                 <w:u w:val="none"/>
-                <w:strike w:val="false"/>
                 <w:sz w:val="24"/>
                 <w:szCs w:val="24"/>
                 <w:color w:val="000000"/>
@@ -884,6 +869,7 @@
           </w:tcPr>
           <w:p>
             <w:pPr>
+              <w:pStyle w:val="Normal"/>
               <w:jc w:val="right"/>
               <w:pBdr>
                 <w:bottom w:val="none" w:sz="0" w:space="0" w:color="000000"/>
@@ -898,7 +884,6 @@
                 <w:i w:val="false"/>
                 <w:b w:val="false"/>
                 <w:u w:val="none"/>
-                <w:strike w:val="false"/>
                 <w:sz w:val="24"/>
                 <w:szCs w:val="24"/>
                 <w:color w:val="000000"/>
@@ -910,7 +895,6 @@
                 <w:i w:val="false"/>
                 <w:b w:val="false"/>
                 <w:u w:val="none"/>
-                <w:strike w:val="false"/>
                 <w:sz w:val="24"/>
                 <w:szCs w:val="24"/>
                 <w:color w:val="000000"/>
@@ -945,6 +929,7 @@
           </w:tcPr>
           <w:p>
             <w:pPr>
+              <w:pStyle w:val="Normal"/>
               <w:jc w:val="left"/>
               <w:pBdr>
                 <w:bottom w:val="none" w:sz="0" w:space="0" w:color="000000"/>
@@ -959,7 +944,6 @@
                 <w:i w:val="true"/>
                 <w:b w:val="false"/>
                 <w:u w:val="none"/>
-                <w:strike w:val="false"/>
                 <w:sz w:val="18"/>
                 <w:szCs w:val="18"/>
                 <w:color w:val="808080"/>
@@ -971,7 +955,6 @@
                 <w:i w:val="true"/>
                 <w:b w:val="false"/>
                 <w:u w:val="none"/>
-                <w:strike w:val="false"/>
                 <w:sz w:val="18"/>
                 <w:szCs w:val="18"/>
                 <w:color w:val="808080"/>
@@ -982,9 +965,9 @@
         </w:tc>
       </w:tr>
     </w:tbl>
-    <w:sectPr>
-      <w:pgMar w:header="708" w:bottom="1417" w:top="1417" w:right="1417" w:left="1417" w:footer="708" w:gutter="0"/>
-      <w:pgSz w:h="16838" w:w="11906" w:orient="portrait"/>
+    <w:sectPr w:officer="true">
+      <w:pgMar w:header="720" w:bottom="1440" w:top="1440" w:right="1440" w:left="1440" w:footer="720" w:gutter="720"/>
+      <w:pgSz w:h="16848" w:w="11952" w:orient="portrait"/>
       <w:type w:val="continuous"/>
       <w:cols/>
     </w:sectPr>

--- a/data_out/pop_resid_2025/tbl_pop_distr_2025.docx
+++ b/data_out/pop_resid_2025/tbl_pop_distr_2025.docx
@@ -43,7 +43,6 @@
           </w:tcPr>
           <w:p>
             <w:pPr>
-              <w:pStyle w:val="Normal"/>
               <w:jc w:val="center"/>
               <w:pBdr>
                 <w:bottom w:val="none" w:sz="0" w:space="0" w:color="000000"/>
@@ -58,6 +57,7 @@
                 <w:i w:val="false"/>
                 <w:b w:val="true"/>
                 <w:u w:val="none"/>
+                <w:strike w:val="false"/>
                 <w:sz w:val="28"/>
                 <w:szCs w:val="28"/>
                 <w:color w:val="000000"/>
@@ -69,6 +69,7 @@
                 <w:i w:val="false"/>
                 <w:b w:val="true"/>
                 <w:u w:val="none"/>
+                <w:strike w:val="false"/>
                 <w:sz w:val="28"/>
                 <w:szCs w:val="28"/>
                 <w:color w:val="000000"/>
@@ -103,7 +104,6 @@
           </w:tcPr>
           <w:p>
             <w:pPr>
-              <w:pStyle w:val="Normal"/>
               <w:jc w:val="left"/>
               <w:pBdr>
                 <w:bottom w:val="none" w:sz="0" w:space="0" w:color="000000"/>
@@ -118,6 +118,7 @@
                 <w:i w:val="false"/>
                 <w:b w:val="true"/>
                 <w:u w:val="none"/>
+                <w:strike w:val="false"/>
                 <w:sz w:val="24"/>
                 <w:szCs w:val="24"/>
                 <w:color w:val="000000"/>
@@ -129,6 +130,7 @@
                 <w:i w:val="false"/>
                 <w:b w:val="true"/>
                 <w:u w:val="none"/>
+                <w:strike w:val="false"/>
                 <w:sz w:val="24"/>
                 <w:szCs w:val="24"/>
                 <w:color w:val="000000"/>
@@ -156,7 +158,6 @@
           </w:tcPr>
           <w:p>
             <w:pPr>
-              <w:pStyle w:val="Normal"/>
               <w:jc w:val="left"/>
               <w:pBdr>
                 <w:bottom w:val="none" w:sz="0" w:space="0" w:color="000000"/>
@@ -171,6 +172,7 @@
                 <w:i w:val="false"/>
                 <w:b w:val="true"/>
                 <w:u w:val="none"/>
+                <w:strike w:val="false"/>
                 <w:sz w:val="24"/>
                 <w:szCs w:val="24"/>
                 <w:color w:val="000000"/>
@@ -182,6 +184,7 @@
                 <w:i w:val="false"/>
                 <w:b w:val="true"/>
                 <w:u w:val="none"/>
+                <w:strike w:val="false"/>
                 <w:sz w:val="24"/>
                 <w:szCs w:val="24"/>
                 <w:color w:val="000000"/>
@@ -209,7 +212,6 @@
           </w:tcPr>
           <w:p>
             <w:pPr>
-              <w:pStyle w:val="Normal"/>
               <w:jc w:val="right"/>
               <w:pBdr>
                 <w:bottom w:val="none" w:sz="0" w:space="0" w:color="000000"/>
@@ -224,6 +226,7 @@
                 <w:i w:val="false"/>
                 <w:b w:val="true"/>
                 <w:u w:val="none"/>
+                <w:strike w:val="false"/>
                 <w:sz w:val="24"/>
                 <w:szCs w:val="24"/>
                 <w:color w:val="000000"/>
@@ -235,6 +238,7 @@
                 <w:i w:val="false"/>
                 <w:b w:val="true"/>
                 <w:u w:val="none"/>
+                <w:strike w:val="false"/>
                 <w:sz w:val="24"/>
                 <w:szCs w:val="24"/>
                 <w:color w:val="000000"/>
@@ -268,7 +272,6 @@
           </w:tcPr>
           <w:p>
             <w:pPr>
-              <w:pStyle w:val="Normal"/>
               <w:jc w:val="left"/>
               <w:pBdr>
                 <w:bottom w:val="none" w:sz="0" w:space="0" w:color="000000"/>
@@ -283,6 +286,7 @@
                 <w:i w:val="false"/>
                 <w:b w:val="false"/>
                 <w:u w:val="none"/>
+                <w:strike w:val="false"/>
                 <w:sz w:val="24"/>
                 <w:szCs w:val="24"/>
                 <w:color w:val="000000"/>
@@ -294,6 +298,7 @@
                 <w:i w:val="false"/>
                 <w:b w:val="false"/>
                 <w:u w:val="none"/>
+                <w:strike w:val="false"/>
                 <w:sz w:val="24"/>
                 <w:szCs w:val="24"/>
                 <w:color w:val="000000"/>
@@ -321,7 +326,6 @@
           </w:tcPr>
           <w:p>
             <w:pPr>
-              <w:pStyle w:val="Normal"/>
               <w:jc w:val="left"/>
               <w:pBdr>
                 <w:bottom w:val="none" w:sz="0" w:space="0" w:color="000000"/>
@@ -336,6 +340,7 @@
                 <w:i w:val="false"/>
                 <w:b w:val="false"/>
                 <w:u w:val="none"/>
+                <w:strike w:val="false"/>
                 <w:sz w:val="24"/>
                 <w:szCs w:val="24"/>
                 <w:color w:val="000000"/>
@@ -347,6 +352,7 @@
                 <w:i w:val="false"/>
                 <w:b w:val="false"/>
                 <w:u w:val="none"/>
+                <w:strike w:val="false"/>
                 <w:sz w:val="24"/>
                 <w:szCs w:val="24"/>
                 <w:color w:val="000000"/>
@@ -374,7 +380,6 @@
           </w:tcPr>
           <w:p>
             <w:pPr>
-              <w:pStyle w:val="Normal"/>
               <w:jc w:val="right"/>
               <w:pBdr>
                 <w:bottom w:val="none" w:sz="0" w:space="0" w:color="000000"/>
@@ -389,6 +394,7 @@
                 <w:i w:val="false"/>
                 <w:b w:val="false"/>
                 <w:u w:val="none"/>
+                <w:strike w:val="false"/>
                 <w:sz w:val="24"/>
                 <w:szCs w:val="24"/>
                 <w:color w:val="000000"/>
@@ -400,6 +406,7 @@
                 <w:i w:val="false"/>
                 <w:b w:val="false"/>
                 <w:u w:val="none"/>
+                <w:strike w:val="false"/>
                 <w:sz w:val="24"/>
                 <w:szCs w:val="24"/>
                 <w:color w:val="000000"/>
@@ -433,7 +440,6 @@
           </w:tcPr>
           <w:p>
             <w:pPr>
-              <w:pStyle w:val="Normal"/>
               <w:jc w:val="left"/>
               <w:pBdr>
                 <w:bottom w:val="none" w:sz="0" w:space="0" w:color="000000"/>
@@ -448,6 +454,7 @@
                 <w:i w:val="false"/>
                 <w:b w:val="false"/>
                 <w:u w:val="none"/>
+                <w:strike w:val="false"/>
                 <w:sz w:val="24"/>
                 <w:szCs w:val="24"/>
                 <w:color w:val="000000"/>
@@ -459,6 +466,7 @@
                 <w:i w:val="false"/>
                 <w:b w:val="false"/>
                 <w:u w:val="none"/>
+                <w:strike w:val="false"/>
                 <w:sz w:val="24"/>
                 <w:szCs w:val="24"/>
                 <w:color w:val="000000"/>
@@ -486,7 +494,6 @@
           </w:tcPr>
           <w:p>
             <w:pPr>
-              <w:pStyle w:val="Normal"/>
               <w:jc w:val="left"/>
               <w:pBdr>
                 <w:bottom w:val="none" w:sz="0" w:space="0" w:color="000000"/>
@@ -501,6 +508,7 @@
                 <w:i w:val="false"/>
                 <w:b w:val="false"/>
                 <w:u w:val="none"/>
+                <w:strike w:val="false"/>
                 <w:sz w:val="24"/>
                 <w:szCs w:val="24"/>
                 <w:color w:val="000000"/>
@@ -512,6 +520,7 @@
                 <w:i w:val="false"/>
                 <w:b w:val="false"/>
                 <w:u w:val="none"/>
+                <w:strike w:val="false"/>
                 <w:sz w:val="24"/>
                 <w:szCs w:val="24"/>
                 <w:color w:val="000000"/>
@@ -539,7 +548,6 @@
           </w:tcPr>
           <w:p>
             <w:pPr>
-              <w:pStyle w:val="Normal"/>
               <w:jc w:val="right"/>
               <w:pBdr>
                 <w:bottom w:val="none" w:sz="0" w:space="0" w:color="000000"/>
@@ -554,6 +562,7 @@
                 <w:i w:val="false"/>
                 <w:b w:val="false"/>
                 <w:u w:val="none"/>
+                <w:strike w:val="false"/>
                 <w:sz w:val="24"/>
                 <w:szCs w:val="24"/>
                 <w:color w:val="000000"/>
@@ -565,6 +574,7 @@
                 <w:i w:val="false"/>
                 <w:b w:val="false"/>
                 <w:u w:val="none"/>
+                <w:strike w:val="false"/>
                 <w:sz w:val="24"/>
                 <w:szCs w:val="24"/>
                 <w:color w:val="000000"/>
@@ -598,7 +608,6 @@
           </w:tcPr>
           <w:p>
             <w:pPr>
-              <w:pStyle w:val="Normal"/>
               <w:jc w:val="left"/>
               <w:pBdr>
                 <w:bottom w:val="none" w:sz="0" w:space="0" w:color="000000"/>
@@ -613,6 +622,7 @@
                 <w:i w:val="false"/>
                 <w:b w:val="false"/>
                 <w:u w:val="none"/>
+                <w:strike w:val="false"/>
                 <w:sz w:val="24"/>
                 <w:szCs w:val="24"/>
                 <w:color w:val="000000"/>
@@ -624,6 +634,7 @@
                 <w:i w:val="false"/>
                 <w:b w:val="false"/>
                 <w:u w:val="none"/>
+                <w:strike w:val="false"/>
                 <w:sz w:val="24"/>
                 <w:szCs w:val="24"/>
                 <w:color w:val="000000"/>
@@ -651,7 +662,6 @@
           </w:tcPr>
           <w:p>
             <w:pPr>
-              <w:pStyle w:val="Normal"/>
               <w:jc w:val="left"/>
               <w:pBdr>
                 <w:bottom w:val="none" w:sz="0" w:space="0" w:color="000000"/>
@@ -666,6 +676,7 @@
                 <w:i w:val="false"/>
                 <w:b w:val="false"/>
                 <w:u w:val="none"/>
+                <w:strike w:val="false"/>
                 <w:sz w:val="24"/>
                 <w:szCs w:val="24"/>
                 <w:color w:val="000000"/>
@@ -677,6 +688,7 @@
                 <w:i w:val="false"/>
                 <w:b w:val="false"/>
                 <w:u w:val="none"/>
+                <w:strike w:val="false"/>
                 <w:sz w:val="24"/>
                 <w:szCs w:val="24"/>
                 <w:color w:val="000000"/>
@@ -704,7 +716,6 @@
           </w:tcPr>
           <w:p>
             <w:pPr>
-              <w:pStyle w:val="Normal"/>
               <w:jc w:val="right"/>
               <w:pBdr>
                 <w:bottom w:val="none" w:sz="0" w:space="0" w:color="000000"/>
@@ -719,6 +730,7 @@
                 <w:i w:val="false"/>
                 <w:b w:val="false"/>
                 <w:u w:val="none"/>
+                <w:strike w:val="false"/>
                 <w:sz w:val="24"/>
                 <w:szCs w:val="24"/>
                 <w:color w:val="000000"/>
@@ -730,6 +742,7 @@
                 <w:i w:val="false"/>
                 <w:b w:val="false"/>
                 <w:u w:val="none"/>
+                <w:strike w:val="false"/>
                 <w:sz w:val="24"/>
                 <w:szCs w:val="24"/>
                 <w:color w:val="000000"/>
@@ -763,7 +776,6 @@
           </w:tcPr>
           <w:p>
             <w:pPr>
-              <w:pStyle w:val="Normal"/>
               <w:jc w:val="left"/>
               <w:pBdr>
                 <w:bottom w:val="none" w:sz="0" w:space="0" w:color="000000"/>
@@ -778,6 +790,7 @@
                 <w:i w:val="false"/>
                 <w:b w:val="false"/>
                 <w:u w:val="none"/>
+                <w:strike w:val="false"/>
                 <w:sz w:val="24"/>
                 <w:szCs w:val="24"/>
                 <w:color w:val="000000"/>
@@ -789,6 +802,7 @@
                 <w:i w:val="false"/>
                 <w:b w:val="false"/>
                 <w:u w:val="none"/>
+                <w:strike w:val="false"/>
                 <w:sz w:val="24"/>
                 <w:szCs w:val="24"/>
                 <w:color w:val="000000"/>
@@ -816,7 +830,6 @@
           </w:tcPr>
           <w:p>
             <w:pPr>
-              <w:pStyle w:val="Normal"/>
               <w:jc w:val="left"/>
               <w:pBdr>
                 <w:bottom w:val="none" w:sz="0" w:space="0" w:color="000000"/>
@@ -831,6 +844,7 @@
                 <w:i w:val="false"/>
                 <w:b w:val="false"/>
                 <w:u w:val="none"/>
+                <w:strike w:val="false"/>
                 <w:sz w:val="24"/>
                 <w:szCs w:val="24"/>
                 <w:color w:val="000000"/>
@@ -842,6 +856,7 @@
                 <w:i w:val="false"/>
                 <w:b w:val="false"/>
                 <w:u w:val="none"/>
+                <w:strike w:val="false"/>
                 <w:sz w:val="24"/>
                 <w:szCs w:val="24"/>
                 <w:color w:val="000000"/>
@@ -869,7 +884,6 @@
           </w:tcPr>
           <w:p>
             <w:pPr>
-              <w:pStyle w:val="Normal"/>
               <w:jc w:val="right"/>
               <w:pBdr>
                 <w:bottom w:val="none" w:sz="0" w:space="0" w:color="000000"/>
@@ -884,6 +898,7 @@
                 <w:i w:val="false"/>
                 <w:b w:val="false"/>
                 <w:u w:val="none"/>
+                <w:strike w:val="false"/>
                 <w:sz w:val="24"/>
                 <w:szCs w:val="24"/>
                 <w:color w:val="000000"/>
@@ -895,6 +910,7 @@
                 <w:i w:val="false"/>
                 <w:b w:val="false"/>
                 <w:u w:val="none"/>
+                <w:strike w:val="false"/>
                 <w:sz w:val="24"/>
                 <w:szCs w:val="24"/>
                 <w:color w:val="000000"/>
@@ -929,7 +945,6 @@
           </w:tcPr>
           <w:p>
             <w:pPr>
-              <w:pStyle w:val="Normal"/>
               <w:jc w:val="left"/>
               <w:pBdr>
                 <w:bottom w:val="none" w:sz="0" w:space="0" w:color="000000"/>
@@ -944,6 +959,7 @@
                 <w:i w:val="true"/>
                 <w:b w:val="false"/>
                 <w:u w:val="none"/>
+                <w:strike w:val="false"/>
                 <w:sz w:val="18"/>
                 <w:szCs w:val="18"/>
                 <w:color w:val="808080"/>
@@ -955,6 +971,7 @@
                 <w:i w:val="true"/>
                 <w:b w:val="false"/>
                 <w:u w:val="none"/>
+                <w:strike w:val="false"/>
                 <w:sz w:val="18"/>
                 <w:szCs w:val="18"/>
                 <w:color w:val="808080"/>
@@ -965,9 +982,9 @@
         </w:tc>
       </w:tr>
     </w:tbl>
-    <w:sectPr w:officer="true">
-      <w:pgMar w:header="720" w:bottom="1440" w:top="1440" w:right="1440" w:left="1440" w:footer="720" w:gutter="720"/>
-      <w:pgSz w:h="16848" w:w="11952" w:orient="portrait"/>
+    <w:sectPr>
+      <w:pgMar w:header="708" w:bottom="1417" w:top="1417" w:right="1417" w:left="1417" w:footer="708" w:gutter="0"/>
+      <w:pgSz w:h="16838" w:w="11906" w:orient="portrait"/>
       <w:type w:val="continuous"/>
       <w:cols/>
     </w:sectPr>

--- a/data_out/pop_resid_2025/tbl_pop_distr_2025.docx
+++ b/data_out/pop_resid_2025/tbl_pop_distr_2025.docx
@@ -22,7 +22,6 @@
           <w:trHeight w:val="360" w:hRule="auto"/>
           <w:tblHeader/>
         </w:trPr>
-        header1
         <w:tc>
           <w:tcPr>
             <w:gridSpan w:val="3"/>
@@ -43,6 +42,7 @@
           </w:tcPr>
           <w:p>
             <w:pPr>
+              <w:pStyle w:val="Normal"/>
               <w:jc w:val="center"/>
               <w:pBdr>
                 <w:bottom w:val="none" w:sz="0" w:space="0" w:color="000000"/>
@@ -84,7 +84,6 @@
           <w:trHeight w:val="360" w:hRule="auto"/>
           <w:tblHeader/>
         </w:trPr>
-        header2
         <w:tc>
           <w:tcPr>
             <w:tcBorders>
@@ -104,6 +103,7 @@
           </w:tcPr>
           <w:p>
             <w:pPr>
+              <w:pStyle w:val="Normal"/>
               <w:jc w:val="left"/>
               <w:pBdr>
                 <w:bottom w:val="none" w:sz="0" w:space="0" w:color="000000"/>
@@ -158,6 +158,7 @@
           </w:tcPr>
           <w:p>
             <w:pPr>
+              <w:pStyle w:val="Normal"/>
               <w:jc w:val="left"/>
               <w:pBdr>
                 <w:bottom w:val="none" w:sz="0" w:space="0" w:color="000000"/>
@@ -212,6 +213,7 @@
           </w:tcPr>
           <w:p>
             <w:pPr>
+              <w:pStyle w:val="Normal"/>
               <w:jc w:val="right"/>
               <w:pBdr>
                 <w:bottom w:val="none" w:sz="0" w:space="0" w:color="000000"/>
@@ -252,7 +254,6 @@
         <w:trPr>
           <w:trHeight w:val="360" w:hRule="auto"/>
         </w:trPr>
-        body1
         <w:tc>
           <w:tcPr>
             <w:tcBorders>
@@ -272,6 +273,7 @@
           </w:tcPr>
           <w:p>
             <w:pPr>
+              <w:pStyle w:val="Normal"/>
               <w:jc w:val="left"/>
               <w:pBdr>
                 <w:bottom w:val="none" w:sz="0" w:space="0" w:color="000000"/>
@@ -326,6 +328,7 @@
           </w:tcPr>
           <w:p>
             <w:pPr>
+              <w:pStyle w:val="Normal"/>
               <w:jc w:val="left"/>
               <w:pBdr>
                 <w:bottom w:val="none" w:sz="0" w:space="0" w:color="000000"/>
@@ -380,6 +383,7 @@
           </w:tcPr>
           <w:p>
             <w:pPr>
+              <w:pStyle w:val="Normal"/>
               <w:jc w:val="right"/>
               <w:pBdr>
                 <w:bottom w:val="none" w:sz="0" w:space="0" w:color="000000"/>
@@ -420,7 +424,6 @@
         <w:trPr>
           <w:trHeight w:val="360" w:hRule="auto"/>
         </w:trPr>
-        body2
         <w:tc>
           <w:tcPr>
             <w:tcBorders>
@@ -440,6 +443,7 @@
           </w:tcPr>
           <w:p>
             <w:pPr>
+              <w:pStyle w:val="Normal"/>
               <w:jc w:val="left"/>
               <w:pBdr>
                 <w:bottom w:val="none" w:sz="0" w:space="0" w:color="000000"/>
@@ -494,6 +498,7 @@
           </w:tcPr>
           <w:p>
             <w:pPr>
+              <w:pStyle w:val="Normal"/>
               <w:jc w:val="left"/>
               <w:pBdr>
                 <w:bottom w:val="none" w:sz="0" w:space="0" w:color="000000"/>
@@ -548,6 +553,7 @@
           </w:tcPr>
           <w:p>
             <w:pPr>
+              <w:pStyle w:val="Normal"/>
               <w:jc w:val="right"/>
               <w:pBdr>
                 <w:bottom w:val="none" w:sz="0" w:space="0" w:color="000000"/>
@@ -588,7 +594,6 @@
         <w:trPr>
           <w:trHeight w:val="360" w:hRule="auto"/>
         </w:trPr>
-        body3
         <w:tc>
           <w:tcPr>
             <w:tcBorders>
@@ -608,6 +613,7 @@
           </w:tcPr>
           <w:p>
             <w:pPr>
+              <w:pStyle w:val="Normal"/>
               <w:jc w:val="left"/>
               <w:pBdr>
                 <w:bottom w:val="none" w:sz="0" w:space="0" w:color="000000"/>
@@ -662,6 +668,7 @@
           </w:tcPr>
           <w:p>
             <w:pPr>
+              <w:pStyle w:val="Normal"/>
               <w:jc w:val="left"/>
               <w:pBdr>
                 <w:bottom w:val="none" w:sz="0" w:space="0" w:color="000000"/>
@@ -716,6 +723,7 @@
           </w:tcPr>
           <w:p>
             <w:pPr>
+              <w:pStyle w:val="Normal"/>
               <w:jc w:val="right"/>
               <w:pBdr>
                 <w:bottom w:val="none" w:sz="0" w:space="0" w:color="000000"/>
@@ -756,7 +764,6 @@
         <w:trPr>
           <w:trHeight w:val="360" w:hRule="auto"/>
         </w:trPr>
-        body4
         <w:tc>
           <w:tcPr>
             <w:tcBorders>
@@ -776,6 +783,7 @@
           </w:tcPr>
           <w:p>
             <w:pPr>
+              <w:pStyle w:val="Normal"/>
               <w:jc w:val="left"/>
               <w:pBdr>
                 <w:bottom w:val="none" w:sz="0" w:space="0" w:color="000000"/>
@@ -830,6 +838,7 @@
           </w:tcPr>
           <w:p>
             <w:pPr>
+              <w:pStyle w:val="Normal"/>
               <w:jc w:val="left"/>
               <w:pBdr>
                 <w:bottom w:val="none" w:sz="0" w:space="0" w:color="000000"/>
@@ -884,6 +893,7 @@
           </w:tcPr>
           <w:p>
             <w:pPr>
+              <w:pStyle w:val="Normal"/>
               <w:jc w:val="right"/>
               <w:pBdr>
                 <w:bottom w:val="none" w:sz="0" w:space="0" w:color="000000"/>
@@ -924,7 +934,6 @@
         <w:trPr>
           <w:trHeight w:val="360" w:hRule="auto"/>
         </w:trPr>
-        footer1
         <w:tc>
           <w:tcPr>
             <w:gridSpan w:val="3"/>
@@ -945,6 +954,7 @@
           </w:tcPr>
           <w:p>
             <w:pPr>
+              <w:pStyle w:val="Normal"/>
               <w:jc w:val="left"/>
               <w:pBdr>
                 <w:bottom w:val="none" w:sz="0" w:space="0" w:color="000000"/>
